--- a/Электротехника/Дз 1/ДЗ1_Антипин.docx
+++ b/Электротехника/Дз 1/ДЗ1_Антипин.docx
@@ -289,7 +289,7 @@
           <w:b/>
           <w:sz w:val="36"/>
         </w:rPr>
-        <w:t>2</w:t>
+        <w:t>1</w:t>
       </w:r>
       <w:r>
         <w:rPr>
@@ -310,7 +310,14 @@
           <w:b/>
           <w:sz w:val="36"/>
         </w:rPr>
-        <w:t>10</w:t>
+        <w:t>1</w:t>
+      </w:r>
+      <w:r>
+        <w:rPr>
+          <w:b/>
+          <w:sz w:val="36"/>
+        </w:rPr>
+        <w:t>1</w:t>
       </w:r>
       <w:r>
         <w:rPr>
@@ -13066,10 +13073,16 @@
         <w:rPr>
           <w:sz w:val="32"/>
           <w:szCs w:val="24"/>
-          <w:lang w:val="en-US"/>
         </w:rPr>
         <w:br/>
         <w:t xml:space="preserve">4) </w:t>
+      </w:r>
+      <w:r>
+        <w:rPr>
+          <w:sz w:val="32"/>
+          <w:szCs w:val="24"/>
+        </w:rPr>
+        <w:t>(</w:t>
       </w:r>
       <w:r>
         <w:rPr>
@@ -13077,7 +13090,36 @@
           <w:szCs w:val="24"/>
           <w:lang w:val="en-US"/>
         </w:rPr>
-        <w:t>(</w:t>
+        <w:t>E</w:t>
+      </w:r>
+      <w:r>
+        <w:rPr>
+          <w:sz w:val="32"/>
+          <w:szCs w:val="24"/>
+          <w:vertAlign w:val="subscript"/>
+        </w:rPr>
+        <w:t>5</w:t>
+      </w:r>
+      <w:r>
+        <w:rPr>
+          <w:sz w:val="32"/>
+          <w:szCs w:val="24"/>
+        </w:rPr>
+        <w:t xml:space="preserve"> </w:t>
+      </w:r>
+      <w:r>
+        <w:rPr>
+          <w:sz w:val="32"/>
+          <w:szCs w:val="24"/>
+        </w:rPr>
+        <w:t>посл</w:t>
+      </w:r>
+      <w:r>
+        <w:rPr>
+          <w:sz w:val="32"/>
+          <w:szCs w:val="24"/>
+        </w:rPr>
+        <w:t xml:space="preserve">. </w:t>
       </w:r>
       <w:r>
         <w:rPr>
@@ -13085,16 +13127,55 @@
           <w:szCs w:val="24"/>
           <w:lang w:val="en-US"/>
         </w:rPr>
-        <w:t>E</w:t>
-      </w:r>
+        <w:t>R</w:t>
+      </w:r>
+      <w:proofErr w:type="gramStart"/>
       <w:r>
         <w:rPr>
           <w:sz w:val="32"/>
           <w:szCs w:val="24"/>
           <w:vertAlign w:val="subscript"/>
-          <w:lang w:val="en-US"/>
+        </w:rPr>
+        <w:t>3</w:t>
+      </w:r>
+      <w:r>
+        <w:rPr>
+          <w:sz w:val="32"/>
+          <w:szCs w:val="24"/>
+          <w:vertAlign w:val="subscript"/>
         </w:rPr>
         <w:t>5</w:t>
+      </w:r>
+      <w:r>
+        <w:rPr>
+          <w:sz w:val="32"/>
+          <w:szCs w:val="24"/>
+        </w:rPr>
+        <w:t xml:space="preserve"> )</w:t>
+      </w:r>
+      <w:proofErr w:type="gramEnd"/>
+      <w:r>
+        <w:rPr>
+          <w:sz w:val="32"/>
+          <w:szCs w:val="24"/>
+        </w:rPr>
+        <w:t xml:space="preserve"> </w:t>
+      </w:r>
+      <w:proofErr w:type="spellStart"/>
+      <w:r>
+        <w:rPr>
+          <w:sz w:val="32"/>
+          <w:szCs w:val="24"/>
+        </w:rPr>
+        <w:t>парал</w:t>
+      </w:r>
+      <w:proofErr w:type="spellEnd"/>
+      <w:r>
+        <w:rPr>
+          <w:sz w:val="32"/>
+          <w:szCs w:val="24"/>
+        </w:rPr>
+        <w:t>. (</w:t>
       </w:r>
       <w:r>
         <w:rPr>
@@ -13102,125 +13183,34 @@
           <w:szCs w:val="24"/>
           <w:lang w:val="en-US"/>
         </w:rPr>
-        <w:t xml:space="preserve"> </w:t>
-      </w:r>
-      <w:proofErr w:type="spellStart"/>
-      <w:r>
-        <w:rPr>
-          <w:sz w:val="32"/>
-          <w:szCs w:val="24"/>
-        </w:rPr>
-        <w:t>посл</w:t>
-      </w:r>
-      <w:proofErr w:type="spellEnd"/>
-      <w:r>
-        <w:rPr>
-          <w:sz w:val="32"/>
-          <w:szCs w:val="24"/>
-          <w:lang w:val="en-US"/>
-        </w:rPr>
-        <w:t xml:space="preserve">. </w:t>
-      </w:r>
-      <w:r>
-        <w:rPr>
-          <w:sz w:val="32"/>
-          <w:szCs w:val="24"/>
-          <w:lang w:val="en-US"/>
-        </w:rPr>
-        <w:t>R</w:t>
-      </w:r>
-      <w:proofErr w:type="gramStart"/>
+        <w:t>E</w:t>
+      </w:r>
       <w:r>
         <w:rPr>
           <w:sz w:val="32"/>
           <w:szCs w:val="24"/>
           <w:vertAlign w:val="subscript"/>
-          <w:lang w:val="en-US"/>
-        </w:rPr>
-        <w:t>3</w:t>
+        </w:rPr>
+        <w:t>2</w:t>
       </w:r>
       <w:r>
         <w:rPr>
           <w:sz w:val="32"/>
           <w:szCs w:val="24"/>
-          <w:vertAlign w:val="subscript"/>
-          <w:lang w:val="en-US"/>
-        </w:rPr>
-        <w:t>5</w:t>
+        </w:rPr>
+        <w:t xml:space="preserve"> </w:t>
       </w:r>
       <w:r>
         <w:rPr>
           <w:sz w:val="32"/>
           <w:szCs w:val="24"/>
-          <w:lang w:val="en-US"/>
-        </w:rPr>
-        <w:t xml:space="preserve"> )</w:t>
-      </w:r>
-      <w:proofErr w:type="gramEnd"/>
+        </w:rPr>
+        <w:t>посл</w:t>
+      </w:r>
       <w:r>
         <w:rPr>
           <w:sz w:val="32"/>
           <w:szCs w:val="24"/>
-          <w:lang w:val="en-US"/>
-        </w:rPr>
-        <w:t xml:space="preserve"> </w:t>
-      </w:r>
-      <w:proofErr w:type="spellStart"/>
-      <w:r>
-        <w:rPr>
-          <w:sz w:val="32"/>
-          <w:szCs w:val="24"/>
-        </w:rPr>
-        <w:t>парал</w:t>
-      </w:r>
-      <w:proofErr w:type="spellEnd"/>
-      <w:r>
-        <w:rPr>
-          <w:sz w:val="32"/>
-          <w:szCs w:val="24"/>
-          <w:lang w:val="en-US"/>
-        </w:rPr>
-        <w:t>. (</w:t>
-      </w:r>
-      <w:r>
-        <w:rPr>
-          <w:sz w:val="32"/>
-          <w:szCs w:val="24"/>
-          <w:lang w:val="en-US"/>
-        </w:rPr>
-        <w:t>E</w:t>
-      </w:r>
-      <w:r>
-        <w:rPr>
-          <w:sz w:val="32"/>
-          <w:szCs w:val="24"/>
-          <w:vertAlign w:val="subscript"/>
-          <w:lang w:val="en-US"/>
-        </w:rPr>
-        <w:t>2</w:t>
-      </w:r>
-      <w:r>
-        <w:rPr>
-          <w:sz w:val="32"/>
-          <w:szCs w:val="24"/>
-          <w:lang w:val="en-US"/>
-        </w:rPr>
-        <w:t xml:space="preserve"> </w:t>
-      </w:r>
-      <w:proofErr w:type="spellStart"/>
-      <w:r>
-        <w:rPr>
-          <w:sz w:val="32"/>
-          <w:szCs w:val="24"/>
-        </w:rPr>
-        <w:t>посл</w:t>
-      </w:r>
-      <w:proofErr w:type="spellEnd"/>
-      <w:r>
-        <w:rPr>
-          <w:sz w:val="32"/>
-          <w:szCs w:val="24"/>
-          <w:lang w:val="en-US"/>
         </w:rPr>
         <w:t xml:space="preserve">. </w:t>
       </w:r>
@@ -15591,16 +15581,7 @@
             <w:szCs w:val="28"/>
             <w:lang w:val="en-US"/>
           </w:rPr>
-          <m:t>-</m:t>
-        </m:r>
-        <m:r>
-          <w:rPr>
-            <w:rFonts w:ascii="Cambria Math" w:hAnsi="Cambria Math"/>
-            <w:sz w:val="28"/>
-            <w:szCs w:val="28"/>
-            <w:lang w:val="en-US"/>
-          </w:rPr>
-          <m:t>0.271</m:t>
+          <m:t>-0.271</m:t>
         </m:r>
       </m:oMath>
     </w:p>
@@ -15649,15 +15630,7 @@
             <w:sz w:val="28"/>
             <w:szCs w:val="28"/>
           </w:rPr>
-          <m:t>2</m:t>
-        </m:r>
-        <m:r>
-          <w:rPr>
-            <w:rFonts w:ascii="Cambria Math" w:hAnsi="Cambria Math"/>
-            <w:sz w:val="28"/>
-            <w:szCs w:val="28"/>
-          </w:rPr>
-          <m:t>.298</m:t>
+          <m:t>2.298</m:t>
         </m:r>
       </m:oMath>
     </w:p>
@@ -15783,15 +15756,7 @@
             <w:sz w:val="28"/>
             <w:szCs w:val="28"/>
           </w:rPr>
-          <m:t>0</m:t>
-        </m:r>
-        <m:r>
-          <w:rPr>
-            <w:rFonts w:ascii="Cambria Math" w:hAnsi="Cambria Math"/>
-            <w:sz w:val="28"/>
-            <w:szCs w:val="28"/>
-          </w:rPr>
-          <m:t>.427</m:t>
+          <m:t>0.427</m:t>
         </m:r>
       </m:oMath>
     </w:p>
@@ -22920,7 +22885,6 @@
   <w:style w:type="character" w:default="1" w:styleId="a0">
     <w:name w:val="Default Paragraph Font"/>
     <w:uiPriority w:val="1"/>
-    <w:semiHidden/>
     <w:unhideWhenUsed/>
   </w:style>
   <w:style w:type="table" w:default="1" w:styleId="a1">
